--- a/public/templates/Справка3.docx
+++ b/public/templates/Справка3.docx
@@ -94,7 +94,23 @@
           <w:sz w:val="30"/>
           <w:szCs w:val="30"/>
         </w:rPr>
-        <w:t>{{fio}}</w:t>
+        <w:t>{{</w:t>
+      </w:r>
+      <w:proofErr w:type="spellStart"/>
+      <w:r>
+        <w:rPr>
+          <w:sz w:val="30"/>
+          <w:szCs w:val="30"/>
+        </w:rPr>
+        <w:t>fio</w:t>
+      </w:r>
+      <w:proofErr w:type="spellEnd"/>
+      <w:r>
+        <w:rPr>
+          <w:sz w:val="30"/>
+          <w:szCs w:val="30"/>
+        </w:rPr>
+        <w:t>}}</w:t>
       </w:r>
       <w:r>
         <w:rPr>
@@ -136,16 +152,55 @@
           <w:sz w:val="30"/>
           <w:szCs w:val="30"/>
         </w:rPr>
-        <w:t>{</w:t>
-      </w:r>
-      <w:bookmarkStart w:id="0" w:name="_GoBack"/>
-      <w:bookmarkEnd w:id="0"/>
-      <w:r>
-        <w:rPr>
-          <w:sz w:val="30"/>
-          <w:szCs w:val="30"/>
-        </w:rPr>
-        <w:t>{department}} по специальности «{{specialty}}», {{studyForm}}.</w:t>
+        <w:t>{{</w:t>
+      </w:r>
+      <w:proofErr w:type="spellStart"/>
+      <w:r>
+        <w:rPr>
+          <w:sz w:val="30"/>
+          <w:szCs w:val="30"/>
+        </w:rPr>
+        <w:t>department</w:t>
+      </w:r>
+      <w:proofErr w:type="spellEnd"/>
+      <w:r>
+        <w:rPr>
+          <w:sz w:val="30"/>
+          <w:szCs w:val="30"/>
+        </w:rPr>
+        <w:t>}} по специальности «{{</w:t>
+      </w:r>
+      <w:proofErr w:type="spellStart"/>
+      <w:r>
+        <w:rPr>
+          <w:sz w:val="30"/>
+          <w:szCs w:val="30"/>
+        </w:rPr>
+        <w:t>specialty</w:t>
+      </w:r>
+      <w:proofErr w:type="spellEnd"/>
+      <w:r>
+        <w:rPr>
+          <w:sz w:val="30"/>
+          <w:szCs w:val="30"/>
+        </w:rPr>
+        <w:t>}}», {{</w:t>
+      </w:r>
+      <w:proofErr w:type="spellStart"/>
+      <w:r>
+        <w:rPr>
+          <w:sz w:val="30"/>
+          <w:szCs w:val="30"/>
+        </w:rPr>
+        <w:t>studyForm</w:t>
+      </w:r>
+      <w:proofErr w:type="spellEnd"/>
+      <w:r>
+        <w:rPr>
+          <w:sz w:val="30"/>
+          <w:szCs w:val="30"/>
+        </w:rPr>
+        <w:t>}}.</w:t>
       </w:r>
     </w:p>
     <w:p>
@@ -172,7 +227,55 @@
           <w:sz w:val="30"/>
           <w:szCs w:val="30"/>
         </w:rPr>
-        <w:t>{{genderEnding}} приказом университета от {{orderDate}} № {{orderNumber}}</w:t>
+        <w:t>{{</w:t>
+      </w:r>
+      <w:proofErr w:type="spellStart"/>
+      <w:r>
+        <w:rPr>
+          <w:sz w:val="30"/>
+          <w:szCs w:val="30"/>
+        </w:rPr>
+        <w:t>genderEnding</w:t>
+      </w:r>
+      <w:proofErr w:type="spellEnd"/>
+      <w:r>
+        <w:rPr>
+          <w:sz w:val="30"/>
+          <w:szCs w:val="30"/>
+        </w:rPr>
+        <w:t>}} приказом университета от {{</w:t>
+      </w:r>
+      <w:proofErr w:type="spellStart"/>
+      <w:r>
+        <w:rPr>
+          <w:sz w:val="30"/>
+          <w:szCs w:val="30"/>
+        </w:rPr>
+        <w:t>orderDate</w:t>
+      </w:r>
+      <w:proofErr w:type="spellEnd"/>
+      <w:r>
+        <w:rPr>
+          <w:sz w:val="30"/>
+          <w:szCs w:val="30"/>
+        </w:rPr>
+        <w:t>}} № {{</w:t>
+      </w:r>
+      <w:proofErr w:type="spellStart"/>
+      <w:r>
+        <w:rPr>
+          <w:sz w:val="30"/>
+          <w:szCs w:val="30"/>
+        </w:rPr>
+        <w:t>orderNumber</w:t>
+      </w:r>
+      <w:proofErr w:type="spellEnd"/>
+      <w:r>
+        <w:rPr>
+          <w:sz w:val="30"/>
+          <w:szCs w:val="30"/>
+        </w:rPr>
+        <w:t>}}</w:t>
       </w:r>
       <w:r>
         <w:rPr>
@@ -208,7 +311,103 @@
           <w:sz w:val="30"/>
           <w:szCs w:val="30"/>
         </w:rPr>
-        <w:t>{{paymentType}} от {{contractDate}} № {{contractNumber}}), срок подготовки – {{studyPeriod}} с {{startDate}} по {{endDate}}.</w:t>
+        <w:t>{{</w:t>
+      </w:r>
+      <w:proofErr w:type="spellStart"/>
+      <w:r>
+        <w:rPr>
+          <w:sz w:val="30"/>
+          <w:szCs w:val="30"/>
+        </w:rPr>
+        <w:t>paymentType</w:t>
+      </w:r>
+      <w:proofErr w:type="spellEnd"/>
+      <w:r>
+        <w:rPr>
+          <w:sz w:val="30"/>
+          <w:szCs w:val="30"/>
+        </w:rPr>
+        <w:t>}} от {{</w:t>
+      </w:r>
+      <w:proofErr w:type="spellStart"/>
+      <w:r>
+        <w:rPr>
+          <w:sz w:val="30"/>
+          <w:szCs w:val="30"/>
+        </w:rPr>
+        <w:t>contractDate</w:t>
+      </w:r>
+      <w:proofErr w:type="spellEnd"/>
+      <w:r>
+        <w:rPr>
+          <w:sz w:val="30"/>
+          <w:szCs w:val="30"/>
+        </w:rPr>
+        <w:t>}} № {{</w:t>
+      </w:r>
+      <w:proofErr w:type="spellStart"/>
+      <w:r>
+        <w:rPr>
+          <w:sz w:val="30"/>
+          <w:szCs w:val="30"/>
+        </w:rPr>
+        <w:t>contractNumber</w:t>
+      </w:r>
+      <w:proofErr w:type="spellEnd"/>
+      <w:r>
+        <w:rPr>
+          <w:sz w:val="30"/>
+          <w:szCs w:val="30"/>
+        </w:rPr>
+        <w:t>}}), срок подготовки – {{</w:t>
+      </w:r>
+      <w:proofErr w:type="spellStart"/>
+      <w:r>
+        <w:rPr>
+          <w:sz w:val="30"/>
+          <w:szCs w:val="30"/>
+        </w:rPr>
+        <w:t>studyPeriod</w:t>
+      </w:r>
+      <w:proofErr w:type="spellEnd"/>
+      <w:r>
+        <w:rPr>
+          <w:sz w:val="30"/>
+          <w:szCs w:val="30"/>
+        </w:rPr>
+        <w:t>}} с {{</w:t>
+      </w:r>
+      <w:proofErr w:type="spellStart"/>
+      <w:r>
+        <w:rPr>
+          <w:sz w:val="30"/>
+          <w:szCs w:val="30"/>
+        </w:rPr>
+        <w:t>startDate</w:t>
+      </w:r>
+      <w:proofErr w:type="spellEnd"/>
+      <w:r>
+        <w:rPr>
+          <w:sz w:val="30"/>
+          <w:szCs w:val="30"/>
+        </w:rPr>
+        <w:t>}} по {{</w:t>
+      </w:r>
+      <w:proofErr w:type="spellStart"/>
+      <w:r>
+        <w:rPr>
+          <w:sz w:val="30"/>
+          <w:szCs w:val="30"/>
+        </w:rPr>
+        <w:t>endDate</w:t>
+      </w:r>
+      <w:proofErr w:type="spellEnd"/>
+      <w:r>
+        <w:rPr>
+          <w:sz w:val="30"/>
+          <w:szCs w:val="30"/>
+        </w:rPr>
+        <w:t>}}.</w:t>
       </w:r>
     </w:p>
     <w:p>
@@ -694,8 +893,17 @@
           <w:sz w:val="30"/>
           <w:szCs w:val="30"/>
         </w:rPr>
-        <w:t>Ректор университета                                                       С.П.Рубникович</w:t>
-      </w:r>
+        <w:t xml:space="preserve">Ректор университета                                                       </w:t>
+      </w:r>
+      <w:proofErr w:type="spellStart"/>
+      <w:r>
+        <w:rPr>
+          <w:sz w:val="30"/>
+          <w:szCs w:val="30"/>
+        </w:rPr>
+        <w:t>С.П.Рубникович</w:t>
+      </w:r>
+      <w:proofErr w:type="spellEnd"/>
     </w:p>
     <w:p>
       <w:pPr>
@@ -808,29 +1016,84 @@
     </w:p>
     <w:p>
       <w:pPr>
-        <w:ind w:firstLine="709"/>
-        <w:jc w:val="both"/>
-        <w:rPr>
-          <w:sz w:val="20"/>
+        <w:tabs>
+          <w:tab w:val="left" w:pos="916"/>
+          <w:tab w:val="left" w:pos="1832"/>
+          <w:tab w:val="left" w:pos="2748"/>
+          <w:tab w:val="left" w:pos="3664"/>
+          <w:tab w:val="left" w:pos="4580"/>
+          <w:tab w:val="left" w:pos="5496"/>
+          <w:tab w:val="left" w:pos="6412"/>
+          <w:tab w:val="left" w:pos="7328"/>
+          <w:tab w:val="left" w:pos="8244"/>
+          <w:tab w:val="left" w:pos="9160"/>
+          <w:tab w:val="left" w:pos="10076"/>
+          <w:tab w:val="left" w:pos="10992"/>
+          <w:tab w:val="left" w:pos="11908"/>
+          <w:tab w:val="left" w:pos="12824"/>
+          <w:tab w:val="left" w:pos="13740"/>
+          <w:tab w:val="left" w:pos="14656"/>
+        </w:tabs>
+        <w:wordWrap w:val="0"/>
+        <w:spacing w:line="330" w:lineRule="atLeast"/>
+        <w:rPr>
+          <w:rFonts w:ascii="Consolas" w:hAnsi="Consolas" w:cs="Courier New"/>
+          <w:color w:val="0F1115"/>
+          <w:sz w:val="18"/>
           <w:szCs w:val="20"/>
         </w:rPr>
       </w:pPr>
-    </w:p>
-    <w:p>
-      <w:r>
-        <w:rPr>
+      <w:bookmarkStart w:id="0" w:name="_GoBack"/>
+      <w:r>
+        <w:rPr>
+          <w:rFonts w:ascii="Consolas" w:hAnsi="Consolas" w:cs="Courier New"/>
+          <w:color w:val="0F1115"/>
           <w:sz w:val="18"/>
-          <w:szCs w:val="18"/>
-        </w:rPr>
-        <w:t xml:space="preserve">Бакей </w:t>
-      </w:r>
-      <w:r>
-        <w:rPr>
+          <w:szCs w:val="20"/>
+        </w:rPr>
+        <w:t>{{</w:t>
+      </w:r>
+      <w:proofErr w:type="spellStart"/>
+      <w:r>
+        <w:rPr>
+          <w:rFonts w:ascii="Consolas" w:hAnsi="Consolas" w:cs="Courier New"/>
+          <w:color w:val="0F1115"/>
           <w:sz w:val="18"/>
-          <w:szCs w:val="18"/>
-        </w:rPr>
-        <w:t xml:space="preserve"> 311 27 44</w:t>
-      </w:r>
+          <w:szCs w:val="20"/>
+        </w:rPr>
+        <w:t>contactPerson</w:t>
+      </w:r>
+      <w:proofErr w:type="spellEnd"/>
+      <w:r>
+        <w:rPr>
+          <w:rFonts w:ascii="Consolas" w:hAnsi="Consolas" w:cs="Courier New"/>
+          <w:color w:val="0F1115"/>
+          <w:sz w:val="18"/>
+          <w:szCs w:val="20"/>
+        </w:rPr>
+        <w:t>}} {{</w:t>
+      </w:r>
+      <w:proofErr w:type="spellStart"/>
+      <w:r>
+        <w:rPr>
+          <w:rFonts w:ascii="Consolas" w:hAnsi="Consolas" w:cs="Courier New"/>
+          <w:color w:val="0F1115"/>
+          <w:sz w:val="18"/>
+          <w:szCs w:val="20"/>
+        </w:rPr>
+        <w:t>contactPhone</w:t>
+      </w:r>
+      <w:proofErr w:type="spellEnd"/>
+      <w:r>
+        <w:rPr>
+          <w:rFonts w:ascii="Consolas" w:hAnsi="Consolas" w:cs="Courier New"/>
+          <w:color w:val="0F1115"/>
+          <w:sz w:val="18"/>
+          <w:szCs w:val="20"/>
+        </w:rPr>
+        <w:t>}}</w:t>
+      </w:r>
+      <w:bookmarkEnd w:id="0"/>
     </w:p>
     <w:sectPr>
       <w:footerReference w:type="even" r:id="rId8"/>
@@ -1834,7 +2097,7 @@
 </file>
 
 <file path=customXml/itemProps1.xml><?xml version="1.0" encoding="utf-8"?>
-<ds:datastoreItem xmlns:ds="http://schemas.openxmlformats.org/officeDocument/2006/customXml" ds:itemID="{BA3BAF63-918C-4DC0-8981-345AA09EA4CA}">
+<ds:datastoreItem xmlns:ds="http://schemas.openxmlformats.org/officeDocument/2006/customXml" ds:itemID="{BC39C838-CD24-4C12-8040-20D65FB31CA2}">
   <ds:schemaRefs>
     <ds:schemaRef ds:uri="http://schemas.openxmlformats.org/officeDocument/2006/bibliography"/>
   </ds:schemaRefs>
